--- a/document_templates/docx/registry_docx.docx
+++ b/document_templates/docx/registry_docx.docx
@@ -897,7 +897,7 @@
                 <w:b/>
                 <w:sz w:val="20"/>
               </w:rPr>
-              <w:t>Начальник участка №5</w:t>
+              <w:t>{{registry_signer_position}}</w:t>
             </w:r>
           </w:p>
           <w:p>
@@ -914,7 +914,7 @@
                 <w:b/>
                 <w:sz w:val="20"/>
               </w:rPr>
-              <w:t xml:space="preserve">ООО «СМУ-12 </w:t>
+              <w:t>{{registry_contractor_org_full}}</w:t>
             </w:r>
             <w:proofErr w:type="spellStart"/>
             <w:r>
@@ -923,7 +923,6 @@
                 <w:b/>
                 <w:sz w:val="20"/>
               </w:rPr>
-              <w:t>Мосметростроя</w:t>
             </w:r>
             <w:proofErr w:type="spellEnd"/>
             <w:r>
@@ -932,7 +931,6 @@
                 <w:b/>
                 <w:sz w:val="20"/>
               </w:rPr>
-              <w:t>»</w:t>
             </w:r>
           </w:p>
         </w:tc>
@@ -964,7 +962,7 @@
                 <w:b/>
                 <w:sz w:val="20"/>
               </w:rPr>
-              <w:t>Коташевич</w:t>
+              <w:t>{{registry_signer_fio}}</w:t>
             </w:r>
             <w:proofErr w:type="spellEnd"/>
             <w:r>
@@ -973,7 +971,6 @@
                 <w:b/>
                 <w:sz w:val="20"/>
               </w:rPr>
-              <w:t xml:space="preserve"> В.С.</w:t>
             </w:r>
           </w:p>
         </w:tc>

--- a/document_templates/docx/registry_docx.docx
+++ b/document_templates/docx/registry_docx.docx
@@ -128,7 +128,7 @@
           <w:szCs w:val="20"/>
           <w:shd w:val="clear" w:color="auto" w:fill="FFFFFF"/>
         </w:rPr>
-        <w:t xml:space="preserve">Организация, выполнившая работы: </w:t>
+        <w:t>Организация, выполнившая работы: {{registry_contractor_org_full}}</w:t>
       </w:r>
       <w:r>
         <w:rPr>
@@ -137,7 +137,6 @@
           <w:szCs w:val="20"/>
           <w:shd w:val="clear" w:color="auto" w:fill="FFFFFF"/>
         </w:rPr>
-        <w:t xml:space="preserve">ООО «СМУ-12 </w:t>
       </w:r>
       <w:proofErr w:type="spellStart"/>
       <w:r>
@@ -147,7 +146,6 @@
           <w:szCs w:val="20"/>
           <w:shd w:val="clear" w:color="auto" w:fill="FFFFFF"/>
         </w:rPr>
-        <w:t>Мосметростроя</w:t>
       </w:r>
       <w:proofErr w:type="spellEnd"/>
       <w:r>
@@ -157,7 +155,6 @@
           <w:szCs w:val="20"/>
           <w:shd w:val="clear" w:color="auto" w:fill="FFFFFF"/>
         </w:rPr>
-        <w:t>», участок №5</w:t>
       </w:r>
     </w:p>
     <w:p>

--- a/document_templates/docx/registry_docx.docx
+++ b/document_templates/docx/registry_docx.docx
@@ -128,7 +128,7 @@
           <w:szCs w:val="20"/>
           <w:shd w:val="clear" w:color="auto" w:fill="FFFFFF"/>
         </w:rPr>
-        <w:t xml:space="preserve">Организация, выполнившая работы: </w:t>
+        <w:t>Организация, выполнившая работы: {{registry_contractor_org_full}}</w:t>
       </w:r>
       <w:r>
         <w:rPr>
@@ -137,7 +137,6 @@
           <w:szCs w:val="20"/>
           <w:shd w:val="clear" w:color="auto" w:fill="FFFFFF"/>
         </w:rPr>
-        <w:t xml:space="preserve">ООО «СМУ-12 </w:t>
       </w:r>
       <w:proofErr w:type="spellStart"/>
       <w:r>
@@ -147,7 +146,6 @@
           <w:szCs w:val="20"/>
           <w:shd w:val="clear" w:color="auto" w:fill="FFFFFF"/>
         </w:rPr>
-        <w:t>Мосметростроя</w:t>
       </w:r>
       <w:proofErr w:type="spellEnd"/>
       <w:r>
@@ -157,7 +155,6 @@
           <w:szCs w:val="20"/>
           <w:shd w:val="clear" w:color="auto" w:fill="FFFFFF"/>
         </w:rPr>
-        <w:t>», участок №5</w:t>
       </w:r>
     </w:p>
     <w:p>
@@ -897,7 +894,7 @@
                 <w:b/>
                 <w:sz w:val="20"/>
               </w:rPr>
-              <w:t>Начальник участка №5</w:t>
+              <w:t>{{registry_signer_position}}</w:t>
             </w:r>
           </w:p>
           <w:p>
@@ -914,7 +911,7 @@
                 <w:b/>
                 <w:sz w:val="20"/>
               </w:rPr>
-              <w:t xml:space="preserve">ООО «СМУ-12 </w:t>
+              <w:t>{{registry_contractor_org_full}}</w:t>
             </w:r>
             <w:proofErr w:type="spellStart"/>
             <w:r>
@@ -923,7 +920,6 @@
                 <w:b/>
                 <w:sz w:val="20"/>
               </w:rPr>
-              <w:t>Мосметростроя</w:t>
             </w:r>
             <w:proofErr w:type="spellEnd"/>
             <w:r>
@@ -932,7 +928,6 @@
                 <w:b/>
                 <w:sz w:val="20"/>
               </w:rPr>
-              <w:t>»</w:t>
             </w:r>
           </w:p>
         </w:tc>
@@ -964,7 +959,7 @@
                 <w:b/>
                 <w:sz w:val="20"/>
               </w:rPr>
-              <w:t>Коташевич</w:t>
+              <w:t>{{registry_signer_fio}}</w:t>
             </w:r>
             <w:proofErr w:type="spellEnd"/>
             <w:r>
@@ -973,7 +968,6 @@
                 <w:b/>
                 <w:sz w:val="20"/>
               </w:rPr>
-              <w:t xml:space="preserve"> В.С.</w:t>
             </w:r>
           </w:p>
         </w:tc>
